--- a/src/memoriales/templates/solicitud_oficios_medidas_cautelares.docx
+++ b/src/memoriales/templates/solicitud_oficios_medidas_cautelares.docx
@@ -94,6 +94,12 @@
           <w:rFonts w:ascii="Arial Narrow" w:hAnsi="Arial Narrow"/>
         </w:rPr>
         <w:t>Señor</w:t>
+      </w:r>
+      <w:r>
+        <w:rPr>
+          <w:rFonts w:ascii="Arial Narrow" w:hAnsi="Arial Narrow"/>
+        </w:rPr>
+        <w:t>(a)</w:t>
       </w:r>
     </w:p>
     <w:p>
@@ -704,7 +710,7 @@
     </w:pPr>
     <w:r>
       <w:drawing>
-        <wp:anchor distT="0" distB="0" distL="0" distR="0" simplePos="0" relativeHeight="3" behindDoc="1" locked="0" layoutInCell="0" allowOverlap="1">
+        <wp:anchor distT="0" distB="0" distL="0" distR="0" simplePos="0" relativeHeight="4" behindDoc="1" locked="0" layoutInCell="0" allowOverlap="1">
           <wp:simplePos x="0" y="0"/>
           <wp:positionH relativeFrom="page">
             <wp:posOffset>2112645</wp:posOffset>
@@ -752,7 +758,7 @@
       <mc:AlternateContent>
         <mc:Choice Requires="wps">
           <w:drawing>
-            <wp:anchor distT="0" distB="12700" distL="0" distR="3810" simplePos="0" relativeHeight="4" behindDoc="1" locked="0" layoutInCell="0" allowOverlap="1" wp14:anchorId="7F9E8DD1">
+            <wp:anchor distT="635" distB="0" distL="635" distR="0" simplePos="0" relativeHeight="5" behindDoc="1" locked="0" layoutInCell="0" allowOverlap="1" wp14:anchorId="7F9E8DD1">
               <wp:simplePos x="0" y="0"/>
               <wp:positionH relativeFrom="page">
                 <wp:posOffset>2505710</wp:posOffset>
@@ -791,7 +797,7 @@
                       <w:txbxContent>
                         <w:p>
                           <w:pPr>
-                            <w:pStyle w:val="Contenidodelmarco"/>
+                            <w:pStyle w:val="Contenidodelmarcouser"/>
                             <w:spacing w:before="26" w:after="0"/>
                             <w:ind w:start="20"/>
                             <w:rPr>
@@ -1038,7 +1044,7 @@
                 <w:txbxContent>
                   <w:p>
                     <w:pPr>
-                      <w:pStyle w:val="Contenidodelmarco"/>
+                      <w:pStyle w:val="Contenidodelmarcouser"/>
                       <w:spacing w:before="26" w:after="0"/>
                       <w:ind w:start="20"/>
                       <w:rPr>
@@ -1275,7 +1281,7 @@
       <mc:AlternateContent>
         <mc:Choice Requires="wps">
           <w:drawing>
-            <wp:anchor distT="1270" distB="1270" distL="0" distR="0" simplePos="0" relativeHeight="6" behindDoc="1" locked="0" layoutInCell="0" allowOverlap="1" wp14:anchorId="32AB9B48">
+            <wp:anchor distT="0" distB="0" distL="635" distR="0" simplePos="0" relativeHeight="8" behindDoc="1" locked="0" layoutInCell="0" allowOverlap="1" wp14:anchorId="32AB9B48">
               <wp:simplePos x="0" y="0"/>
               <wp:positionH relativeFrom="page">
                 <wp:posOffset>6552565</wp:posOffset>
@@ -1314,7 +1320,7 @@
                       <w:txbxContent>
                         <w:p>
                           <w:pPr>
-                            <w:pStyle w:val="Contenidodelmarco"/>
+                            <w:pStyle w:val="Contenidodelmarcouser"/>
                             <w:spacing w:before="27" w:after="0"/>
                             <w:ind w:start="20"/>
                             <w:rPr>
@@ -1396,7 +1402,7 @@
                 <w:txbxContent>
                   <w:p>
                     <w:pPr>
-                      <w:pStyle w:val="Contenidodelmarco"/>
+                      <w:pStyle w:val="Contenidodelmarcouser"/>
                       <w:spacing w:before="27" w:after="0"/>
                       <w:ind w:start="20"/>
                       <w:rPr>
@@ -1503,7 +1509,7 @@
     </w:pPr>
     <w:r>
       <w:drawing>
-        <wp:anchor distT="0" distB="0" distL="0" distR="0" simplePos="0" relativeHeight="3" behindDoc="1" locked="0" layoutInCell="0" allowOverlap="1">
+        <wp:anchor distT="0" distB="0" distL="0" distR="0" simplePos="0" relativeHeight="4" behindDoc="1" locked="0" layoutInCell="0" allowOverlap="1">
           <wp:simplePos x="0" y="0"/>
           <wp:positionH relativeFrom="page">
             <wp:posOffset>2112645</wp:posOffset>
@@ -1551,7 +1557,7 @@
       <mc:AlternateContent>
         <mc:Choice Requires="wps">
           <w:drawing>
-            <wp:anchor distT="0" distB="12700" distL="0" distR="3810" simplePos="0" relativeHeight="4" behindDoc="1" locked="0" layoutInCell="0" allowOverlap="1" wp14:anchorId="7F9E8DD1">
+            <wp:anchor distT="635" distB="0" distL="635" distR="0" simplePos="0" relativeHeight="5" behindDoc="1" locked="0" layoutInCell="0" allowOverlap="1" wp14:anchorId="7F9E8DD1">
               <wp:simplePos x="0" y="0"/>
               <wp:positionH relativeFrom="page">
                 <wp:posOffset>2505710</wp:posOffset>
@@ -1590,7 +1596,7 @@
                       <w:txbxContent>
                         <w:p>
                           <w:pPr>
-                            <w:pStyle w:val="Contenidodelmarco"/>
+                            <w:pStyle w:val="Contenidodelmarcouser"/>
                             <w:spacing w:before="26" w:after="0"/>
                             <w:ind w:start="20"/>
                             <w:rPr>
@@ -1837,7 +1843,7 @@
                 <w:txbxContent>
                   <w:p>
                     <w:pPr>
-                      <w:pStyle w:val="Contenidodelmarco"/>
+                      <w:pStyle w:val="Contenidodelmarcouser"/>
                       <w:spacing w:before="26" w:after="0"/>
                       <w:ind w:start="20"/>
                       <w:rPr>
@@ -2074,7 +2080,7 @@
       <mc:AlternateContent>
         <mc:Choice Requires="wps">
           <w:drawing>
-            <wp:anchor distT="1270" distB="1270" distL="0" distR="0" simplePos="0" relativeHeight="6" behindDoc="1" locked="0" layoutInCell="0" allowOverlap="1" wp14:anchorId="32AB9B48">
+            <wp:anchor distT="0" distB="0" distL="635" distR="0" simplePos="0" relativeHeight="8" behindDoc="1" locked="0" layoutInCell="0" allowOverlap="1" wp14:anchorId="32AB9B48">
               <wp:simplePos x="0" y="0"/>
               <wp:positionH relativeFrom="page">
                 <wp:posOffset>6552565</wp:posOffset>
@@ -2113,7 +2119,7 @@
                       <w:txbxContent>
                         <w:p>
                           <w:pPr>
-                            <w:pStyle w:val="Contenidodelmarco"/>
+                            <w:pStyle w:val="Contenidodelmarcouser"/>
                             <w:spacing w:before="27" w:after="0"/>
                             <w:ind w:start="20"/>
                             <w:rPr>
@@ -2195,7 +2201,7 @@
                 <w:txbxContent>
                   <w:p>
                     <w:pPr>
-                      <w:pStyle w:val="Contenidodelmarco"/>
+                      <w:pStyle w:val="Contenidodelmarcouser"/>
                       <w:spacing w:before="27" w:after="0"/>
                       <w:ind w:start="20"/>
                       <w:rPr>
@@ -2315,9 +2321,7 @@
       </w:rPr>
     </w:pPr>
     <w:r>
-      <w:rPr>
-        <w:sz w:val="20"/>
-      </w:rPr>
+      <w:rPr/>
       <w:drawing>
         <wp:inline distT="0" distB="0" distL="0" distR="0">
           <wp:extent cx="985520" cy="1028065"/>
@@ -2372,9 +2376,7 @@
       </w:rPr>
     </w:pPr>
     <w:r>
-      <w:rPr>
-        <w:sz w:val="20"/>
-      </w:rPr>
+      <w:rPr/>
       <w:drawing>
         <wp:inline distT="0" distB="0" distL="0" distR="0">
           <wp:extent cx="985520" cy="1028065"/>
@@ -2820,6 +2822,7 @@
     <w:rsid w:val="000b63ed"/>
     <w:pPr>
       <w:widowControl w:val="false"/>
+      <w:suppressAutoHyphens w:val="true"/>
       <w:bidi w:val="0"/>
       <w:spacing w:before="0" w:after="0"/>
       <w:jc w:val="start"/>
@@ -3002,6 +3005,33 @@
       <w:sz w:val="24"/>
     </w:rPr>
   </w:style>
+  <w:style w:type="paragraph" w:styleId="Ttulouser">
+    <w:name w:val="Título (user)"/>
+    <w:basedOn w:val="Normal"/>
+    <w:next w:val="BodyText"/>
+    <w:qFormat/>
+    <w:pPr>
+      <w:keepNext w:val="true"/>
+      <w:spacing w:before="240" w:after="120"/>
+    </w:pPr>
+    <w:rPr>
+      <w:rFonts w:ascii="Victor Mono Medium" w:hAnsi="Victor Mono Medium" w:eastAsia="Noto Sans CJK SC" w:cs="Noto Sans Devanagari"/>
+      <w:sz w:val="28"/>
+      <w:szCs w:val="28"/>
+    </w:rPr>
+  </w:style>
+  <w:style w:type="paragraph" w:styleId="ndiceuser">
+    <w:name w:val="Índice (user)"/>
+    <w:basedOn w:val="Normal"/>
+    <w:qFormat/>
+    <w:pPr>
+      <w:suppressLineNumbers/>
+    </w:pPr>
+    <w:rPr>
+      <w:rFonts w:ascii="Victor Mono Light" w:hAnsi="Victor Mono Light" w:cs="Noto Sans Devanagari"/>
+      <w:sz w:val="24"/>
+    </w:rPr>
+  </w:style>
   <w:style w:type="paragraph" w:styleId="ListParagraph">
     <w:name w:val="List Paragraph"/>
     <w:basedOn w:val="Normal"/>
@@ -3022,6 +3052,13 @@
       <w:spacing w:lineRule="exact" w:line="142" w:before="8" w:after="0"/>
       <w:jc w:val="end"/>
     </w:pPr>
+    <w:rPr/>
+  </w:style>
+  <w:style w:type="paragraph" w:styleId="Cabeceraypieuser">
+    <w:name w:val="Cabecera y pie (user)"/>
+    <w:basedOn w:val="Normal"/>
+    <w:qFormat/>
+    <w:pPr/>
     <w:rPr/>
   </w:style>
   <w:style w:type="paragraph" w:styleId="Cabeceraypie">
@@ -3079,6 +3116,13 @@
       <w:lang w:val="es-CO" w:eastAsia="es-CO" w:bidi="ar-SA"/>
     </w:rPr>
   </w:style>
+  <w:style w:type="paragraph" w:styleId="Contenidodelmarcouser">
+    <w:name w:val="Contenido del marco (user)"/>
+    <w:basedOn w:val="Normal"/>
+    <w:qFormat/>
+    <w:pPr/>
+    <w:rPr/>
+  </w:style>
   <w:style w:type="paragraph" w:styleId="Contenidodelmarco">
     <w:name w:val="Contenido del marco"/>
     <w:basedOn w:val="Normal"/>
@@ -3086,8 +3130,8 @@
     <w:pPr/>
     <w:rPr/>
   </w:style>
-  <w:style w:type="numbering" w:styleId="Ningunalista" w:default="1">
-    <w:name w:val="Ninguna lista"/>
+  <w:style w:type="numbering" w:styleId="Ningunalistauser" w:default="1">
+    <w:name w:val="Ninguna lista (user)"/>
     <w:uiPriority w:val="99"/>
     <w:semiHidden/>
     <w:unhideWhenUsed/>
